--- a/docx_resources/Вечірня-Утреня/В,У - Мінея/09-Вересень/13-__-передсвяття_Воздвиження.docx
+++ b/docx_resources/Вечірня-Утреня/В,У - Мінея/09-Вересень/13-__-передсвяття_Воздвиження.docx
@@ -42,7 +42,7 @@
       </w:r>
       <w:r>
         <w:rPr>
-          <w:rFonts w:ascii="Segoe UI Symbol" w:eastAsia="Quattrocento Sans" w:hAnsi="Segoe UI Symbol" w:cs="Segoe UI Symbol"/>
+          <w:rFonts w:ascii="Times New Roman" w:eastAsia="Quattrocento Sans" w:hAnsi="Times New Roman" w:cs="Segoe UI Symbol"/>
           <w:color w:val="FF0000"/>
           <w:sz w:val="24"/>
           <w:szCs w:val="24"/>
@@ -118,6 +118,7 @@
         <w:rPr>
           <w:rFonts w:ascii="Times New Roman" w:hAnsi="Times New Roman" w:cs="Times New Roman"/>
           <w:b/>
+          <w:sz w:val="24"/>
         </w:rPr>
         <w:t>ВЕЧІРНЯ</w:t>
       </w:r>
@@ -1751,6 +1752,7 @@
           <w:b/>
           <w:i/>
           <w:color w:val="FF0000"/>
+          <w:sz w:val="24"/>
         </w:rPr>
         <w:t>Вечірні молитви</w:t>
       </w:r>
@@ -6524,6 +6526,7 @@
           <w:b/>
           <w:i/>
           <w:color w:val="FF0000"/>
+          <w:sz w:val="24"/>
         </w:rPr>
         <w:t>Стихири</w:t>
       </w:r>
@@ -8362,6 +8365,7 @@
           <w:b/>
           <w:i/>
           <w:color w:val="FF0000"/>
+          <w:sz w:val="24"/>
         </w:rPr>
         <w:t xml:space="preserve">Прокімен. </w:t>
       </w:r>
@@ -8370,6 +8374,7 @@
           <w:rFonts w:ascii="Times New Roman" w:eastAsia="Times New Roman" w:hAnsi="Times New Roman" w:cs="Times New Roman"/>
           <w:i/>
           <w:color w:val="FF0000"/>
+          <w:sz w:val="24"/>
         </w:rPr>
         <w:t>Псалом 22 (г. 1):</w:t>
       </w:r>
@@ -8464,6 +8469,7 @@
           <w:b/>
           <w:i/>
           <w:color w:val="FF0000"/>
+          <w:sz w:val="24"/>
         </w:rPr>
         <w:t>Сподоби, Господи</w:t>
       </w:r>
@@ -9271,6 +9277,7 @@
           <w:b/>
           <w:i/>
           <w:color w:val="FF0000"/>
+          <w:sz w:val="24"/>
         </w:rPr>
         <w:t>Прохальна єктенія</w:t>
       </w:r>
@@ -10603,6 +10610,7 @@
           <w:b/>
           <w:i/>
           <w:color w:val="FF0000"/>
+          <w:sz w:val="24"/>
         </w:rPr>
         <w:t>Пісня Симеона</w:t>
       </w:r>
@@ -11156,6 +11164,7 @@
           <w:b/>
           <w:i/>
           <w:color w:val="FF0000"/>
+          <w:sz w:val="24"/>
         </w:rPr>
         <w:t>Тропарі</w:t>
       </w:r>
@@ -11325,6 +11334,7 @@
           <w:b/>
           <w:i/>
           <w:color w:val="FF0000"/>
+          <w:sz w:val="24"/>
         </w:rPr>
         <w:t>Єктенія усильного благання</w:t>
       </w:r>
@@ -12093,6 +12103,7 @@
           <w:b/>
           <w:i/>
           <w:color w:val="FF0000"/>
+          <w:sz w:val="24"/>
         </w:rPr>
         <w:t>Після Вечірні</w:t>
       </w:r>
@@ -12161,6 +12172,7 @@
       <w:r>
         <w:rPr>
           <w:rFonts w:ascii="Times New Roman" w:hAnsi="Times New Roman"/>
+          <w:sz w:val="24"/>
         </w:rPr>
         <w:br w:type="page"/>
       </w:r>
@@ -12179,6 +12191,7 @@
         <w:rPr>
           <w:rFonts w:ascii="Times New Roman" w:hAnsi="Times New Roman" w:cs="Times New Roman"/>
           <w:b/>
+          <w:sz w:val="24"/>
         </w:rPr>
         <w:lastRenderedPageBreak/>
         <w:t>УТРЕНЯ</w:t>
@@ -14752,6 +14765,7 @@
           <w:b/>
           <w:i/>
           <w:color w:val="FF0000"/>
+          <w:sz w:val="24"/>
         </w:rPr>
         <w:t>Утренні молитви</w:t>
       </w:r>
@@ -16455,6 +16469,7 @@
           <w:b/>
           <w:i/>
           <w:color w:val="FF0000"/>
+          <w:sz w:val="24"/>
         </w:rPr>
         <w:t>Бог Господь...</w:t>
       </w:r>
@@ -16463,6 +16478,7 @@
           <w:rFonts w:ascii="Times New Roman" w:eastAsia="Times New Roman" w:hAnsi="Times New Roman" w:cs="Times New Roman"/>
           <w:i/>
           <w:color w:val="FF0000"/>
+          <w:sz w:val="24"/>
         </w:rPr>
         <w:t xml:space="preserve"> (Пс. 117), глас 4</w:t>
       </w:r>
@@ -16689,6 +16705,7 @@
           <w:b/>
           <w:i/>
           <w:color w:val="FF0000"/>
+          <w:sz w:val="24"/>
         </w:rPr>
         <w:t>Тропарі</w:t>
       </w:r>
@@ -16910,6 +16927,7 @@
           <w:b/>
           <w:i/>
           <w:color w:val="FF0000"/>
+          <w:sz w:val="24"/>
         </w:rPr>
         <w:t>Мала єктенія</w:t>
       </w:r>
@@ -17239,6 +17257,7 @@
           <w:b/>
           <w:i/>
           <w:color w:val="FF0000"/>
+          <w:sz w:val="24"/>
         </w:rPr>
         <w:t>Перший сідальний</w:t>
       </w:r>
@@ -17369,6 +17388,7 @@
           <w:b/>
           <w:i/>
           <w:color w:val="FF0000"/>
+          <w:sz w:val="24"/>
         </w:rPr>
         <w:t>Мала єктенія</w:t>
       </w:r>
@@ -17725,6 +17745,7 @@
           <w:b/>
           <w:i/>
           <w:color w:val="FF0000"/>
+          <w:sz w:val="24"/>
         </w:rPr>
         <w:t>Другий сідальний</w:t>
       </w:r>
@@ -17823,6 +17844,7 @@
           <w:b/>
           <w:i/>
           <w:color w:val="FF0000"/>
+          <w:sz w:val="24"/>
         </w:rPr>
         <w:t>Псалом 50</w:t>
       </w:r>
@@ -18961,6 +18983,7 @@
           <w:b/>
           <w:i/>
           <w:color w:val="FF0000"/>
+          <w:sz w:val="24"/>
         </w:rPr>
         <w:t>Мала єктенія</w:t>
       </w:r>
@@ -20148,6 +20171,7 @@
           <w:b/>
           <w:i/>
           <w:color w:val="FF0000"/>
+          <w:sz w:val="24"/>
         </w:rPr>
         <w:t>Мала єктенія</w:t>
       </w:r>
@@ -21081,6 +21105,7 @@
           <w:b/>
           <w:i/>
           <w:color w:val="FF0000"/>
+          <w:sz w:val="24"/>
         </w:rPr>
         <w:t>Пісня Богородиці</w:t>
       </w:r>
@@ -21548,6 +21573,7 @@
           <w:b/>
           <w:i/>
           <w:color w:val="FF0000"/>
+          <w:sz w:val="24"/>
         </w:rPr>
         <w:t>Достойно</w:t>
       </w:r>
@@ -21619,6 +21645,7 @@
           <w:b/>
           <w:i/>
           <w:color w:val="FF0000"/>
+          <w:sz w:val="24"/>
         </w:rPr>
         <w:t>Мала єктенія</w:t>
       </w:r>
@@ -21967,6 +21994,7 @@
           <w:b/>
           <w:i/>
           <w:color w:val="FF0000"/>
+          <w:sz w:val="24"/>
         </w:rPr>
         <w:t>Світильний</w:t>
       </w:r>
@@ -22756,6 +22784,7 @@
           <w:b/>
           <w:i/>
           <w:color w:val="FF0000"/>
+          <w:sz w:val="24"/>
         </w:rPr>
         <w:t>Мале славослов'я</w:t>
       </w:r>
@@ -23366,6 +23395,7 @@
           <w:b/>
           <w:i/>
           <w:color w:val="FF0000"/>
+          <w:sz w:val="24"/>
         </w:rPr>
         <w:t>Прохальна єктенія</w:t>
       </w:r>
@@ -24893,6 +24923,7 @@
           <w:b/>
           <w:i/>
           <w:color w:val="FF0000"/>
+          <w:sz w:val="24"/>
         </w:rPr>
         <w:t>Тропарі</w:t>
       </w:r>
@@ -25054,6 +25085,7 @@
           <w:b/>
           <w:i/>
           <w:color w:val="FF0000"/>
+          <w:sz w:val="24"/>
         </w:rPr>
         <w:t>Єктенія усильного благання</w:t>
       </w:r>
